--- a/downloads/teacher/04 Units/Unit 06 - Food Systems and Production - From Farm to Table/Lesson 06.14 - Build the Master Flowchart.docx
+++ b/downloads/teacher/04 Units/Unit 06 - Food Systems and Production - From Farm to Table/Lesson 06.14 - Build the Master Flowchart.docx
@@ -290,23 +290,41 @@
       <w:r>
         <w:t xml:space="preserve">By the end of this lesson, students will be able to:</w:t>
       </w:r>
-      <w:r>
-        <w:t xml:space="preserve"> </w:t>
-      </w:r>
-      <w:r>
-        <w:t xml:space="preserve">1. (Low) Given their recipe and a blank eight-block flowchart, place every step of the recipe into a five-minute block from setup through clean up, with a person’s role named on each step.</w:t>
-      </w:r>
-      <w:r>
-        <w:t xml:space="preserve"> </w:t>
-      </w:r>
-      <w:r>
-        <w:t xml:space="preserve">2. (Mid) Identify the critical path in their own plan: the single step everything else waits on, and explain what happens to the whole period if that step starts five minutes late.</w:t>
-      </w:r>
-      <w:r>
-        <w:t xml:space="preserve"> </w:t>
-      </w:r>
-      <w:r>
-        <w:t xml:space="preserve">3. (High) Write a station card in the room’s standard format (ingredients for the station, ten numbered steps, safety reminders, and a</w:t>
+    </w:p>
+    <w:p>
+      <w:pPr>
+        <w:numPr>
+          <w:ilvl w:val="0"/>
+          <w:numId w:val="1002"/>
+        </w:numPr>
+        <w:pStyle w:val="Compact"/>
+      </w:pPr>
+      <w:r>
+        <w:t xml:space="preserve">(Low) Given their recipe and a blank eight-block flowchart, place every step of the recipe into a five-minute block from setup through clean up, with a person’s role named on each step.</w:t>
+      </w:r>
+    </w:p>
+    <w:p>
+      <w:pPr>
+        <w:numPr>
+          <w:ilvl w:val="0"/>
+          <w:numId w:val="1002"/>
+        </w:numPr>
+        <w:pStyle w:val="Compact"/>
+      </w:pPr>
+      <w:r>
+        <w:t xml:space="preserve">(Mid) Identify the critical path in their own plan: the single step everything else waits on, and explain what happens to the whole period if that step starts five minutes late.</w:t>
+      </w:r>
+    </w:p>
+    <w:p>
+      <w:pPr>
+        <w:numPr>
+          <w:ilvl w:val="0"/>
+          <w:numId w:val="1002"/>
+        </w:numPr>
+        <w:pStyle w:val="Compact"/>
+      </w:pPr>
+      <w:r>
+        <w:t xml:space="preserve">(High) Write a station card in the room’s standard format (ingredients for the station, ten numbered steps, safety reminders, and a</w:t>
       </w:r>
       <w:r>
         <w:t xml:space="preserve"> </w:t>
@@ -365,7 +383,7 @@
       <w:pPr>
         <w:numPr>
           <w:ilvl w:val="0"/>
-          <w:numId w:val="1002"/>
+          <w:numId w:val="1003"/>
         </w:numPr>
         <w:pStyle w:val="Compact"/>
       </w:pPr>
@@ -410,7 +428,7 @@
       <w:pPr>
         <w:numPr>
           <w:ilvl w:val="0"/>
-          <w:numId w:val="1002"/>
+          <w:numId w:val="1003"/>
         </w:numPr>
         <w:pStyle w:val="Compact"/>
       </w:pPr>
@@ -422,7 +440,7 @@
       <w:pPr>
         <w:numPr>
           <w:ilvl w:val="0"/>
-          <w:numId w:val="1002"/>
+          <w:numId w:val="1003"/>
         </w:numPr>
         <w:pStyle w:val="Compact"/>
       </w:pPr>
@@ -434,7 +452,7 @@
       <w:pPr>
         <w:numPr>
           <w:ilvl w:val="0"/>
-          <w:numId w:val="1002"/>
+          <w:numId w:val="1003"/>
         </w:numPr>
         <w:pStyle w:val="Compact"/>
       </w:pPr>
@@ -446,7 +464,7 @@
       <w:pPr>
         <w:numPr>
           <w:ilvl w:val="0"/>
-          <w:numId w:val="1002"/>
+          <w:numId w:val="1003"/>
         </w:numPr>
         <w:pStyle w:val="Compact"/>
       </w:pPr>
@@ -458,7 +476,7 @@
       <w:pPr>
         <w:numPr>
           <w:ilvl w:val="0"/>
-          <w:numId w:val="1002"/>
+          <w:numId w:val="1003"/>
         </w:numPr>
         <w:pStyle w:val="Compact"/>
       </w:pPr>
@@ -470,7 +488,7 @@
       <w:pPr>
         <w:numPr>
           <w:ilvl w:val="0"/>
-          <w:numId w:val="1002"/>
+          <w:numId w:val="1003"/>
         </w:numPr>
         <w:pStyle w:val="Compact"/>
       </w:pPr>
@@ -497,7 +515,7 @@
       <w:pPr>
         <w:numPr>
           <w:ilvl w:val="0"/>
-          <w:numId w:val="1002"/>
+          <w:numId w:val="1003"/>
         </w:numPr>
         <w:pStyle w:val="Compact"/>
       </w:pPr>
@@ -1064,67 +1082,121 @@
       <w:r>
         <w:t xml:space="preserve">Monitor understanding:</w:t>
       </w:r>
-      <w:r>
-        <w:t xml:space="preserve"> </w:t>
-      </w:r>
-      <w:r>
-        <w:t xml:space="preserve">- What is happening in your 10 to 15 block? Name the person doing it.</w:t>
-      </w:r>
-      <w:r>
-        <w:t xml:space="preserve"> </w:t>
-      </w:r>
-      <w:r>
-        <w:t xml:space="preserve">- Which of your steps takes the longest? Is it in an early block or a late one?</w:t>
-      </w:r>
-      <w:r>
-        <w:t xml:space="preserve"> </w:t>
-      </w:r>
-      <w:r>
-        <w:t xml:space="preserve">- Your Prep Cook has nothing in blocks four and five. What are they doing?</w:t>
-      </w:r>
-      <w:r>
-        <w:t xml:space="preserve"> </w:t>
-      </w:r>
-      <w:r>
-        <w:t xml:space="preserve">- If the oven is not preheated until minute 12, what time does your dish come out?</w:t>
-      </w:r>
-      <w:r>
-        <w:t xml:space="preserve"> </w:t>
-      </w:r>
-      <w:r>
-        <w:t xml:space="preserve">- Read me step 6 of your card. Is that one action or three?</w:t>
-      </w:r>
-    </w:p>
-    <w:p>
-      <w:pPr>
-        <w:pStyle w:val="BodyText"/>
+    </w:p>
+    <w:p>
+      <w:pPr>
+        <w:numPr>
+          <w:ilvl w:val="0"/>
+          <w:numId w:val="1004"/>
+        </w:numPr>
+        <w:pStyle w:val="Compact"/>
+      </w:pPr>
+      <w:r>
+        <w:t xml:space="preserve">What is happening in your 10 to 15 block? Name the person doing it.</w:t>
+      </w:r>
+    </w:p>
+    <w:p>
+      <w:pPr>
+        <w:numPr>
+          <w:ilvl w:val="0"/>
+          <w:numId w:val="1004"/>
+        </w:numPr>
+        <w:pStyle w:val="Compact"/>
+      </w:pPr>
+      <w:r>
+        <w:t xml:space="preserve">Which of your steps takes the longest? Is it in an early block or a late one?</w:t>
+      </w:r>
+    </w:p>
+    <w:p>
+      <w:pPr>
+        <w:numPr>
+          <w:ilvl w:val="0"/>
+          <w:numId w:val="1004"/>
+        </w:numPr>
+        <w:pStyle w:val="Compact"/>
+      </w:pPr>
+      <w:r>
+        <w:t xml:space="preserve">Your Prep Cook has nothing in blocks four and five. What are they doing?</w:t>
+      </w:r>
+    </w:p>
+    <w:p>
+      <w:pPr>
+        <w:numPr>
+          <w:ilvl w:val="0"/>
+          <w:numId w:val="1004"/>
+        </w:numPr>
+        <w:pStyle w:val="Compact"/>
+      </w:pPr>
+      <w:r>
+        <w:t xml:space="preserve">If the oven is not preheated until minute 12, what time does your dish come out?</w:t>
+      </w:r>
+    </w:p>
+    <w:p>
+      <w:pPr>
+        <w:numPr>
+          <w:ilvl w:val="0"/>
+          <w:numId w:val="1004"/>
+        </w:numPr>
+        <w:pStyle w:val="Compact"/>
+      </w:pPr>
+      <w:r>
+        <w:t xml:space="preserve">Read me step 6 of your card. Is that one action or three?</w:t>
+      </w:r>
+    </w:p>
+    <w:p>
+      <w:pPr>
+        <w:pStyle w:val="FirstParagraph"/>
       </w:pPr>
       <w:r>
         <w:t xml:space="preserve">Deepen learning:</w:t>
       </w:r>
-      <w:r>
-        <w:t xml:space="preserve"> </w:t>
-      </w:r>
-      <w:r>
-        <w:t xml:space="preserve">- A restaurant calls getting everything measured and laid out before you start mise en place. Why would a cook do that instead of measuring as they go?</w:t>
-      </w:r>
-      <w:r>
-        <w:t xml:space="preserve"> </w:t>
-      </w:r>
-      <w:r>
-        <w:t xml:space="preserve">- Two stations need the oven. In a real kitchen who decides who gets it, and what do they decide with?</w:t>
-      </w:r>
-      <w:r>
-        <w:t xml:space="preserve"> </w:t>
-      </w:r>
-      <w:r>
-        <w:t xml:space="preserve">- Your critical path is the water boiling. Name one thing you could do to shorten it. (Start with hot tap water. Cover the pot. Use less water.)</w:t>
-      </w:r>
-      <w:r>
-        <w:t xml:space="preserve"> </w:t>
-      </w:r>
-      <w:r>
-        <w:t xml:space="preserve">- Your card says</w:t>
+    </w:p>
+    <w:p>
+      <w:pPr>
+        <w:numPr>
+          <w:ilvl w:val="0"/>
+          <w:numId w:val="1005"/>
+        </w:numPr>
+        <w:pStyle w:val="Compact"/>
+      </w:pPr>
+      <w:r>
+        <w:t xml:space="preserve">A restaurant calls getting everything measured and laid out before you start mise en place. Why would a cook do that instead of measuring as they go?</w:t>
+      </w:r>
+    </w:p>
+    <w:p>
+      <w:pPr>
+        <w:numPr>
+          <w:ilvl w:val="0"/>
+          <w:numId w:val="1005"/>
+        </w:numPr>
+        <w:pStyle w:val="Compact"/>
+      </w:pPr>
+      <w:r>
+        <w:t xml:space="preserve">Two stations need the oven. In a real kitchen who decides who gets it, and what do they decide with?</w:t>
+      </w:r>
+    </w:p>
+    <w:p>
+      <w:pPr>
+        <w:numPr>
+          <w:ilvl w:val="0"/>
+          <w:numId w:val="1005"/>
+        </w:numPr>
+        <w:pStyle w:val="Compact"/>
+      </w:pPr>
+      <w:r>
+        <w:t xml:space="preserve">Your critical path is the water boiling. Name one thing you could do to shorten it. (Start with hot tap water. Cover the pot. Use less water.)</w:t>
+      </w:r>
+    </w:p>
+    <w:p>
+      <w:pPr>
+        <w:numPr>
+          <w:ilvl w:val="0"/>
+          <w:numId w:val="1005"/>
+        </w:numPr>
+        <w:pStyle w:val="Compact"/>
+      </w:pPr>
+      <w:r>
+        <w:t xml:space="preserve">Your card says</w:t>
       </w:r>
       <w:r>
         <w:t xml:space="preserve"> </w:t>
@@ -1144,11 +1216,17 @@
       <w:r>
         <w:t xml:space="preserve">Would a substitute teacher know what that means? What number or picture would fix it?</w:t>
       </w:r>
-      <w:r>
-        <w:t xml:space="preserve"> </w:t>
-      </w:r>
-      <w:r>
-        <w:t xml:space="preserve">- What is the one thing on your flowchart that only I can do, and what happens to your station if I am at another station when you need me?</w:t>
+    </w:p>
+    <w:p>
+      <w:pPr>
+        <w:numPr>
+          <w:ilvl w:val="0"/>
+          <w:numId w:val="1005"/>
+        </w:numPr>
+        <w:pStyle w:val="Compact"/>
+      </w:pPr>
+      <w:r>
+        <w:t xml:space="preserve">What is the one thing on your flowchart that only I can do, and what happens to your station if I am at another station when you need me?</w:t>
       </w:r>
     </w:p>
     <w:p>
@@ -1257,7 +1335,7 @@
       <w:pPr>
         <w:numPr>
           <w:ilvl w:val="0"/>
-          <w:numId w:val="1003"/>
+          <w:numId w:val="1006"/>
         </w:numPr>
         <w:pStyle w:val="Compact"/>
       </w:pPr>
@@ -1284,7 +1362,7 @@
       <w:pPr>
         <w:numPr>
           <w:ilvl w:val="0"/>
-          <w:numId w:val="1003"/>
+          <w:numId w:val="1006"/>
         </w:numPr>
         <w:pStyle w:val="Compact"/>
       </w:pPr>
@@ -1296,7 +1374,7 @@
       <w:pPr>
         <w:numPr>
           <w:ilvl w:val="0"/>
-          <w:numId w:val="1003"/>
+          <w:numId w:val="1006"/>
         </w:numPr>
         <w:pStyle w:val="Compact"/>
       </w:pPr>
@@ -1308,7 +1386,7 @@
       <w:pPr>
         <w:numPr>
           <w:ilvl w:val="0"/>
-          <w:numId w:val="1003"/>
+          <w:numId w:val="1006"/>
         </w:numPr>
         <w:pStyle w:val="Compact"/>
       </w:pPr>
@@ -1338,7 +1416,7 @@
       <w:pPr>
         <w:numPr>
           <w:ilvl w:val="0"/>
-          <w:numId w:val="1003"/>
+          <w:numId w:val="1006"/>
         </w:numPr>
         <w:pStyle w:val="Compact"/>
       </w:pPr>
@@ -1350,7 +1428,7 @@
       <w:pPr>
         <w:numPr>
           <w:ilvl w:val="0"/>
-          <w:numId w:val="1003"/>
+          <w:numId w:val="1006"/>
         </w:numPr>
         <w:pStyle w:val="Compact"/>
       </w:pPr>
@@ -1696,7 +1774,7 @@
       <w:pPr>
         <w:numPr>
           <w:ilvl w:val="0"/>
-          <w:numId w:val="1004"/>
+          <w:numId w:val="1007"/>
         </w:numPr>
         <w:pStyle w:val="Compact"/>
       </w:pPr>
@@ -1720,7 +1798,7 @@
       <w:pPr>
         <w:numPr>
           <w:ilvl w:val="0"/>
-          <w:numId w:val="1004"/>
+          <w:numId w:val="1007"/>
         </w:numPr>
         <w:pStyle w:val="Compact"/>
       </w:pPr>
@@ -1732,7 +1810,7 @@
       <w:pPr>
         <w:numPr>
           <w:ilvl w:val="0"/>
-          <w:numId w:val="1004"/>
+          <w:numId w:val="1007"/>
         </w:numPr>
         <w:pStyle w:val="Compact"/>
       </w:pPr>
@@ -1765,7 +1843,7 @@
       <w:pPr>
         <w:numPr>
           <w:ilvl w:val="0"/>
-          <w:numId w:val="1004"/>
+          <w:numId w:val="1007"/>
         </w:numPr>
         <w:pStyle w:val="Compact"/>
       </w:pPr>
@@ -1789,7 +1867,7 @@
       <w:pPr>
         <w:numPr>
           <w:ilvl w:val="0"/>
-          <w:numId w:val="1004"/>
+          <w:numId w:val="1007"/>
         </w:numPr>
         <w:pStyle w:val="Compact"/>
       </w:pPr>
@@ -1813,7 +1891,7 @@
       <w:pPr>
         <w:numPr>
           <w:ilvl w:val="0"/>
-          <w:numId w:val="1004"/>
+          <w:numId w:val="1007"/>
         </w:numPr>
         <w:pStyle w:val="Compact"/>
       </w:pPr>
@@ -1883,7 +1961,7 @@
       <w:pPr>
         <w:numPr>
           <w:ilvl w:val="0"/>
-          <w:numId w:val="1005"/>
+          <w:numId w:val="1008"/>
         </w:numPr>
         <w:pStyle w:val="Compact"/>
       </w:pPr>
@@ -1895,7 +1973,7 @@
       <w:pPr>
         <w:numPr>
           <w:ilvl w:val="0"/>
-          <w:numId w:val="1005"/>
+          <w:numId w:val="1008"/>
         </w:numPr>
         <w:pStyle w:val="Compact"/>
       </w:pPr>
@@ -1907,7 +1985,7 @@
       <w:pPr>
         <w:numPr>
           <w:ilvl w:val="0"/>
-          <w:numId w:val="1005"/>
+          <w:numId w:val="1008"/>
         </w:numPr>
         <w:pStyle w:val="Compact"/>
       </w:pPr>
@@ -1937,7 +2015,7 @@
       <w:pPr>
         <w:numPr>
           <w:ilvl w:val="0"/>
-          <w:numId w:val="1005"/>
+          <w:numId w:val="1008"/>
         </w:numPr>
         <w:pStyle w:val="Compact"/>
       </w:pPr>
@@ -1961,7 +2039,7 @@
       <w:pPr>
         <w:numPr>
           <w:ilvl w:val="0"/>
-          <w:numId w:val="1005"/>
+          <w:numId w:val="1008"/>
         </w:numPr>
         <w:pStyle w:val="Compact"/>
       </w:pPr>
@@ -1973,7 +2051,7 @@
       <w:pPr>
         <w:numPr>
           <w:ilvl w:val="0"/>
-          <w:numId w:val="1005"/>
+          <w:numId w:val="1008"/>
         </w:numPr>
         <w:pStyle w:val="Compact"/>
       </w:pPr>
@@ -1985,7 +2063,7 @@
       <w:pPr>
         <w:numPr>
           <w:ilvl w:val="0"/>
-          <w:numId w:val="1005"/>
+          <w:numId w:val="1008"/>
         </w:numPr>
         <w:pStyle w:val="Compact"/>
       </w:pPr>
@@ -2281,6 +2359,118 @@
       </w:pPr>
     </w:lvl>
   </w:abstractNum>
+  <w:abstractNum w:abstractNumId="99411">
+    <w:nsid w:val="71315dca"/>
+    <w:multiLevelType w:val="multilevel"/>
+    <w:lvl w:ilvl="0">
+      <w:start w:val="1"/>
+      <w:numFmt w:val="decimal"/>
+      <w:lvlText w:val="%1."/>
+      <w:lvlJc w:val="left"/>
+      <w:pPr>
+        <w:tabs>
+          <w:tab w:val="num" w:pos="0"/>
+        </w:tabs>
+        <w:ind w:left="480" w:hanging="480"/>
+      </w:pPr>
+    </w:lvl>
+    <w:lvl w:ilvl="1">
+      <w:start w:val="1"/>
+      <w:numFmt w:val="decimal"/>
+      <w:lvlText w:val="%2."/>
+      <w:lvlJc w:val="left"/>
+      <w:pPr>
+        <w:tabs>
+          <w:tab w:val="num" w:pos="720"/>
+        </w:tabs>
+        <w:ind w:left="1200" w:hanging="480"/>
+      </w:pPr>
+    </w:lvl>
+    <w:lvl w:ilvl="2">
+      <w:start w:val="1"/>
+      <w:numFmt w:val="decimal"/>
+      <w:lvlText w:val="%3."/>
+      <w:lvlJc w:val="left"/>
+      <w:pPr>
+        <w:tabs>
+          <w:tab w:val="num" w:pos="1440"/>
+        </w:tabs>
+        <w:ind w:left="1920" w:hanging="480"/>
+      </w:pPr>
+    </w:lvl>
+    <w:lvl w:ilvl="3">
+      <w:start w:val="1"/>
+      <w:numFmt w:val="decimal"/>
+      <w:lvlText w:val="%4."/>
+      <w:lvlJc w:val="left"/>
+      <w:pPr>
+        <w:tabs>
+          <w:tab w:val="num" w:pos="2160"/>
+        </w:tabs>
+        <w:ind w:left="2640" w:hanging="480"/>
+      </w:pPr>
+    </w:lvl>
+    <w:lvl w:ilvl="4">
+      <w:start w:val="1"/>
+      <w:numFmt w:val="decimal"/>
+      <w:lvlText w:val="%5."/>
+      <w:lvlJc w:val="left"/>
+      <w:pPr>
+        <w:tabs>
+          <w:tab w:val="num" w:pos="2880"/>
+        </w:tabs>
+        <w:ind w:left="3360" w:hanging="480"/>
+      </w:pPr>
+    </w:lvl>
+    <w:lvl w:ilvl="5">
+      <w:start w:val="1"/>
+      <w:numFmt w:val="decimal"/>
+      <w:lvlText w:val="%6."/>
+      <w:lvlJc w:val="left"/>
+      <w:pPr>
+        <w:tabs>
+          <w:tab w:val="num" w:pos="3600"/>
+        </w:tabs>
+        <w:ind w:left="4080" w:hanging="480"/>
+      </w:pPr>
+    </w:lvl>
+    <w:lvl w:ilvl="6">
+      <w:start w:val="1"/>
+      <w:numFmt w:val="decimal"/>
+      <w:lvlText w:val="%7."/>
+      <w:lvlJc w:val="left"/>
+      <w:pPr>
+        <w:tabs>
+          <w:tab w:val="num" w:pos="4320"/>
+        </w:tabs>
+        <w:ind w:left="4800" w:hanging="480"/>
+      </w:pPr>
+    </w:lvl>
+    <w:lvl w:ilvl="7">
+      <w:start w:val="1"/>
+      <w:numFmt w:val="decimal"/>
+      <w:lvlText w:val="%8."/>
+      <w:lvlJc w:val="left"/>
+      <w:pPr>
+        <w:tabs>
+          <w:tab w:val="num" w:pos="5040"/>
+        </w:tabs>
+        <w:ind w:left="5520" w:hanging="480"/>
+      </w:pPr>
+    </w:lvl>
+    <w:lvl w:ilvl="8">
+      <w:start w:val="1"/>
+      <w:numFmt w:val="decimal"/>
+      <w:lvlText w:val="%9."/>
+      <w:lvlJc w:val="left"/>
+      <w:pPr>
+        <w:tabs>
+          <w:tab w:val="num" w:pos="5760"/>
+        </w:tabs>
+        <w:ind w:left="6240" w:hanging="480"/>
+      </w:pPr>
+    </w:lvl>
+  </w:abstractNum>
   <w:num w:numId="1000">
     <w:abstractNumId w:val="990"/>
   </w:num>
@@ -2288,7 +2478,34 @@
     <w:abstractNumId w:val="991"/>
   </w:num>
   <w:num w:numId="1002">
-    <w:abstractNumId w:val="991"/>
+    <w:abstractNumId w:val="99411"/>
+    <w:lvlOverride w:ilvl="0">
+      <w:startOverride w:val="1"/>
+    </w:lvlOverride>
+    <w:lvlOverride w:ilvl="1">
+      <w:startOverride w:val="1"/>
+    </w:lvlOverride>
+    <w:lvlOverride w:ilvl="2">
+      <w:startOverride w:val="1"/>
+    </w:lvlOverride>
+    <w:lvlOverride w:ilvl="3">
+      <w:startOverride w:val="1"/>
+    </w:lvlOverride>
+    <w:lvlOverride w:ilvl="4">
+      <w:startOverride w:val="1"/>
+    </w:lvlOverride>
+    <w:lvlOverride w:ilvl="5">
+      <w:startOverride w:val="1"/>
+    </w:lvlOverride>
+    <w:lvlOverride w:ilvl="6">
+      <w:startOverride w:val="1"/>
+    </w:lvlOverride>
+    <w:lvlOverride w:ilvl="7">
+      <w:startOverride w:val="1"/>
+    </w:lvlOverride>
+    <w:lvlOverride w:ilvl="8">
+      <w:startOverride w:val="1"/>
+    </w:lvlOverride>
   </w:num>
   <w:num w:numId="1003">
     <w:abstractNumId w:val="991"/>
@@ -2297,6 +2514,15 @@
     <w:abstractNumId w:val="991"/>
   </w:num>
   <w:num w:numId="1005">
+    <w:abstractNumId w:val="991"/>
+  </w:num>
+  <w:num w:numId="1006">
+    <w:abstractNumId w:val="991"/>
+  </w:num>
+  <w:num w:numId="1007">
+    <w:abstractNumId w:val="991"/>
+  </w:num>
+  <w:num w:numId="1008">
     <w:abstractNumId w:val="991"/>
   </w:num>
 </w:numbering>

--- a/downloads/teacher/04 Units/Unit 06 - Food Systems and Production - From Farm to Table/Lesson 06.14 - Build the Master Flowchart.docx
+++ b/downloads/teacher/04 Units/Unit 06 - Food Systems and Production - From Farm to Table/Lesson 06.14 - Build the Master Flowchart.docx
@@ -1750,15 +1750,6 @@
       <w:r>
         <w:t xml:space="preserve">Inside the building: the technology or engineering teacher, if the school has one, teaches flowcharts and process diagrams with the same shapes. FACS gives that class a real process with a deadline and a consequence; the tech teacher gives FACS the standard symbols and, if willing, five minutes to look at the four posters and name the bottlenecks. Community: a restaurant kitchen manager or a caterer. FACS gives them a class that knows what a station is and what a critical path is; they give FACS a photo of a real prep list or line schedule and two minutes on what happens when one station goes down.</w:t>
       </w:r>
-      <w:r>
-        <w:t xml:space="preserve"> </w:t>
-      </w:r>
-      <w:r>
-        <w:rPr>
-          <w:rStyle w:val="TeacherNote"/>
-        </w:rPr>
-        <w:t xml:space="preserve">[Sal: you managed food and beverage at a hotel on Fire Island. The story of one night when the line backed up is worth more here than any slide.]</w:t>
-      </w:r>
     </w:p>
     <w:p>
       <w:pPr>
@@ -1829,15 +1820,6 @@
       <w:r>
         <w:t xml:space="preserve">, Part A.6.</w:t>
       </w:r>
-      <w:r>
-        <w:t xml:space="preserve"> </w:t>
-      </w:r>
-      <w:r>
-        <w:rPr>
-          <w:rStyle w:val="TeacherNote"/>
-        </w:rPr>
-        <w:t xml:space="preserve">[Sal: confirm against the NYSED PDF.]</w:t>
-      </w:r>
     </w:p>
     <w:p>
       <w:pPr>
@@ -1896,37 +1878,7 @@
         <w:pStyle w:val="Compact"/>
       </w:pPr>
       <w:r>
-        <w:t xml:space="preserve">Sal’s own materials:</w:t>
-      </w:r>
-      <w:r>
-        <w:t xml:space="preserve"> </w:t>
-      </w:r>
-      <w:r>
-        <w:rPr>
-          <w:rStyle w:val="VerbatimChar"/>
-        </w:rPr>
-        <w:t xml:space="preserve">education_teaching_facs_kingkullen_masterflowchart_2026_03.pdf</w:t>
-      </w:r>
-      <w:r>
-        <w:t xml:space="preserve"> </w:t>
-      </w:r>
-      <w:r>
-        <w:t xml:space="preserve">(one page, four kitchens, five-minute blocks from setup through clean up, with a support duty column and the note that it is substitute-teacher friendly) is the exact model for the class master grid and the eight blocks.</w:t>
-      </w:r>
-      <w:r>
-        <w:t xml:space="preserve"> </w:t>
-      </w:r>
-      <w:r>
-        <w:rPr>
-          <w:rStyle w:val="VerbatimChar"/>
-        </w:rPr>
-        <w:t xml:space="preserve">education_teaching_facs_kingkullen_stationcards_2026_03.pdf</w:t>
-      </w:r>
-      <w:r>
-        <w:t xml:space="preserve"> </w:t>
-      </w:r>
-      <w:r>
-        <w:t xml:space="preserve">(one card per kitchen for seven students: ingredients, ten numbered steps, safety reminders, and a</w:t>
+        <w:t xml:space="preserve">My own materials: (one page, four kitchens, five-minute blocks from setup through clean up, with a support duty column and the note that it is substitute-teacher friendly) is the exact model for the class master grid and the eight blocks. (one card per kitchen for seven students: ingredients, ten numbered steps, safety reminders, and a</w:t>
       </w:r>
       <w:r>
         <w:t xml:space="preserve"> </w:t>
@@ -1978,7 +1930,7 @@
         <w:pStyle w:val="Compact"/>
       </w:pPr>
       <w:r>
-        <w:t xml:space="preserve">Sal’s own flowchart is for a 50-minute period. This one is eight blocks in 40 minutes, which means the cook window is roughly minutes 10 to 28 and the eat window is minutes 28 to 34. Say those numbers out loud; teams plan to fill time they do not have.</w:t>
+        <w:t xml:space="preserve">My own flowchart is for a 50-minute period. This one is eight blocks in 40 minutes, which means the cook window is roughly minutes 10 to 28 and the eat window is minutes 28 to 34. Say those numbers out loud; teams plan to fill time they do not have.</w:t>
       </w:r>
     </w:p>
     <w:p>
@@ -2032,7 +1984,7 @@
         <w:t xml:space="preserve">”</w:t>
       </w:r>
       <w:r>
-        <w:t xml:space="preserve">). One action per numbered step. Sal’s own cards do this correctly; show step 4 of his spaghetti card as the model.</w:t>
+        <w:t xml:space="preserve">). One action per numbered step. My own cards do this correctly; show step 4 of my spaghetti card as the model.</w:t>
       </w:r>
     </w:p>
     <w:p>
@@ -2057,21 +2009,6 @@
       </w:pPr>
       <w:r>
         <w:t xml:space="preserve">Laminate or sleeve the four station cards. They get splashed on cook day. Keep a photocopy in the folder because the sleeved one will not come back clean.</w:t>
-      </w:r>
-    </w:p>
-    <w:p>
-      <w:pPr>
-        <w:numPr>
-          <w:ilvl w:val="0"/>
-          <w:numId w:val="1008"/>
-        </w:numPr>
-        <w:pStyle w:val="Compact"/>
-      </w:pPr>
-      <w:r>
-        <w:rPr>
-          <w:rStyle w:val="TeacherNote"/>
-        </w:rPr>
-        <w:t xml:space="preserve">[Sal: your flowchart gave Kitchen 4 a SUPPORT DUTY block once its bread was in the oven. Build that into whichever station has the earliest finish this year, and write it on the master grid in red. It is the single thing that keeps the room from having three students with nothing to do at minute 20.]</w:t>
       </w:r>
     </w:p>
     <w:sectPr>
